--- a/Science_Teesside/Teaching_Packs/LAUNCH/Teacher_Guide_And_Answers.docx
+++ b/Science_Teesside/Teaching_Packs/LAUNCH/Teacher_Guide_And_Answers.docx
@@ -2284,6 +2284,438 @@
           <w:sz w:val="18"/>
         </w:rPr>
         <w:t>W4 Diffusion worksheet particle model and exam task; no W4 PPTX was supplied.</w:t>
+      </w:r>
+    </w:p>
+    <w:p>
+      <w:pPr>
+        <w:pStyle w:val="Heading2"/>
+      </w:pPr>
+      <w:r>
+        <w:t>Arrival answers (staff only; do not display)</w:t>
+      </w:r>
+    </w:p>
+    <w:p>
+      <w:pPr/>
+      <w:r>
+        <w:t>Supported 1. Yes. Accept pointing or nodding. The smell spreads through the air on its own.</w:t>
+      </w:r>
+    </w:p>
+    <w:p>
+      <w:pPr/>
+      <w:r>
+        <w:t>Supported 2. Strong. More particles in the same volume means a higher concentration.</w:t>
+      </w:r>
+    </w:p>
+    <w:p>
+      <w:pPr/>
+      <w:r>
+        <w:t>Supported 3. Far apart, and moving. Accept a gesture that shows spread-out particles.</w:t>
+      </w:r>
+    </w:p>
+    <w:p>
+      <w:pPr/>
+      <w:r>
+        <w:t>Supported 4. Lungs. The air sacs in the lungs are where oxygen enters the blood.</w:t>
+      </w:r>
+    </w:p>
+    <w:p>
+      <w:pPr/>
+      <w:r>
+        <w:t>Standard 1. Particles of the perfume, mixed into the air. Accept molecules.</w:t>
+      </w:r>
+    </w:p>
+    <w:p>
+      <w:pPr/>
+      <w:r>
+        <w:t>Standard 2. How many particles of a substance there are in a given volume. Accept how much is dissolved in a certain amount.</w:t>
+      </w:r>
+    </w:p>
+    <w:p>
+      <w:pPr/>
+      <w:r>
+        <w:t>Standard 3. Gases; the particles are far apart and move freely in all directions.</w:t>
+      </w:r>
+    </w:p>
+    <w:p>
+      <w:pPr/>
+      <w:r>
+        <w:t>Standard 4. Oxygen is collected; carbon dioxide is given up.</w:t>
+      </w:r>
+    </w:p>
+    <w:p>
+      <w:pPr/>
+      <w:r>
+        <w:t>Stretch 1. Particles move randomly all the time. Over time random motion carries more of them from where they are crowded to where they are few, so the smell spreads. Accept a first idea to refine later.</w:t>
+      </w:r>
+    </w:p>
+    <w:p>
+      <w:pPr/>
+      <w:r>
+        <w:t>Stretch 2. A concentration gradient. Accept the difference in concentration between two places.</w:t>
+      </w:r>
+    </w:p>
+    <w:p>
+      <w:pPr/>
+      <w:r>
+        <w:t>Stretch 3. Warm particles have more energy and move faster, so they spread out more quickly.</w:t>
+      </w:r>
+    </w:p>
+    <w:p>
+      <w:pPr/>
+      <w:r>
+        <w:t>Stretch 4. There is more oxygen in the air sac than in the blood arriving there, so the net movement is into the blood. Accept from high to low concentration.</w:t>
+      </w:r>
+    </w:p>
+    <w:p>
+      <w:pPr>
+        <w:pStyle w:val="Caption"/>
+      </w:pPr>
+      <w:r>
+        <w:t>Allow four minutes within the arrival stage. Read or scribe as needed. Start from what pupils show; a pass or a not-sure is information about the starting point, not a label. Accept spoken, signed, drawn, pointed, chosen or scribed answers as equal.</w:t>
+      </w:r>
+    </w:p>
+    <w:p>
+      <w:pPr>
+        <w:pStyle w:val="Heading2"/>
+      </w:pPr>
+      <w:r>
+        <w:t>Exit ticket answers (staff only)</w:t>
+      </w:r>
+    </w:p>
+    <w:p>
+      <w:pPr/>
+      <w:r>
+        <w:t>Supported 1. Lower. Particles spread from where they are crowded to where they are few.</w:t>
+      </w:r>
+    </w:p>
+    <w:p>
+      <w:pPr/>
+      <w:r>
+        <w:t>Supported 2. Faster. A bigger difference in concentration means a faster net movement.</w:t>
+      </w:r>
+    </w:p>
+    <w:p>
+      <w:pPr/>
+      <w:r>
+        <w:t>Standard 1. Net; concentration. Accept net movement of particles down a concentration gradient.</w:t>
+      </w:r>
+    </w:p>
+    <w:p>
+      <w:pPr/>
+      <w:r>
+        <w:t>Standard 2. Any two of: a steeper concentration gradient, a higher temperature, a larger surface area, a shorter distance to cross.</w:t>
+      </w:r>
+    </w:p>
+    <w:p>
+      <w:pPr/>
+      <w:r>
+        <w:t>Stretch 1. A thinner membrane means a shorter distance for particles to cross, so each particle crosses in less time and the rate is higher.</w:t>
+      </w:r>
+    </w:p>
+    <w:p>
+      <w:pPr/>
+      <w:r>
+        <w:t>Stretch 2. Warmer particles have more energy and move faster, so more of them cross in a given time and the rate rises.</w:t>
+      </w:r>
+    </w:p>
+    <w:p>
+      <w:pPr>
+        <w:pStyle w:val="Caption"/>
+      </w:pPr>
+      <w:r>
+        <w:t>Use the last four minutes for one exit route. Read the response in light of the help used; accept spoken, signed, drawn, pointed, chosen, typed or scribed answers. A response is not automatically marked; an adult reads or hears it. The next lesson is named on the slide by name only. Next lesson: Diffusion in the Lungs: Testing Breath.</w:t>
+      </w:r>
+    </w:p>
+    <w:p>
+      <w:pPr>
+        <w:pStyle w:val="Heading2"/>
+      </w:pPr>
+      <w:r>
+        <w:t>Feedback and marking · Diffusion</w:t>
+      </w:r>
+    </w:p>
+    <w:p>
+      <w:pPr>
+        <w:pStyle w:val="Caption"/>
+      </w:pPr>
+      <w:r>
+        <w:t>Codes from the Feedback &amp; Marking Policy 2025/2026 (Pilot), Issue 1, May 2026, verified in session 2026-09-15 (SHA-256 41046284a00c9218679b946134cbc6e53c1897aad28b15fc4bd4aa963720ff3b).</w:t>
+      </w:r>
+    </w:p>
+    <w:tbl>
+      <w:tblPr>
+        <w:tblW w:type="auto" w:w="0"/>
+        <w:tblLook w:firstColumn="1" w:firstRow="1" w:lastColumn="0" w:lastRow="0" w:noHBand="0" w:noVBand="1" w:val="04A0"/>
+      </w:tblPr>
+      <w:tblGrid>
+        <w:gridCol w:w="4993"/>
+        <w:gridCol w:w="4993"/>
+      </w:tblGrid>
+      <w:tr>
+        <w:tc>
+          <w:tcPr>
+            <w:tcW w:type="dxa" w:w="4993"/>
+          </w:tcPr>
+          <w:p>
+            <w:r>
+              <w:t>Code</w:t>
+            </w:r>
+          </w:p>
+        </w:tc>
+        <w:tc>
+          <w:tcPr>
+            <w:tcW w:type="dxa" w:w="4993"/>
+          </w:tcPr>
+          <w:p>
+            <w:r>
+              <w:t>Meaning</w:t>
+            </w:r>
+          </w:p>
+        </w:tc>
+      </w:tr>
+      <w:tr>
+        <w:tc>
+          <w:tcPr>
+            <w:tcW w:type="dxa" w:w="4993"/>
+          </w:tcPr>
+          <w:p>
+            <w:r>
+              <w:t>VF</w:t>
+            </w:r>
+          </w:p>
+        </w:tc>
+        <w:tc>
+          <w:tcPr>
+            <w:tcW w:type="dxa" w:w="4993"/>
+          </w:tcPr>
+          <w:p>
+            <w:r>
+              <w:t>Verbal feedback given here</w:t>
+            </w:r>
+          </w:p>
+        </w:tc>
+      </w:tr>
+      <w:tr>
+        <w:tc>
+          <w:tcPr>
+            <w:tcW w:type="dxa" w:w="4993"/>
+          </w:tcPr>
+          <w:p>
+            <w:r>
+              <w:t>WS</w:t>
+            </w:r>
+          </w:p>
+        </w:tc>
+        <w:tc>
+          <w:tcPr>
+            <w:tcW w:type="dxa" w:w="4993"/>
+          </w:tcPr>
+          <w:p>
+            <w:r>
+              <w:t>Worked with support</w:t>
+            </w:r>
+          </w:p>
+        </w:tc>
+      </w:tr>
+      <w:tr>
+        <w:tc>
+          <w:tcPr>
+            <w:tcW w:type="dxa" w:w="4993"/>
+          </w:tcPr>
+          <w:p>
+            <w:r>
+              <w:t>I</w:t>
+            </w:r>
+          </w:p>
+        </w:tc>
+        <w:tc>
+          <w:tcPr>
+            <w:tcW w:type="dxa" w:w="4993"/>
+          </w:tcPr>
+          <w:p>
+            <w:r>
+              <w:t>Independent</w:t>
+            </w:r>
+          </w:p>
+        </w:tc>
+      </w:tr>
+      <w:tr>
+        <w:tc>
+          <w:tcPr>
+            <w:tcW w:type="dxa" w:w="4993"/>
+          </w:tcPr>
+          <w:p>
+            <w:r>
+              <w:t>NS + …</w:t>
+            </w:r>
+          </w:p>
+        </w:tc>
+        <w:tc>
+          <w:tcPr>
+            <w:tcW w:type="dxa" w:w="4993"/>
+          </w:tcPr>
+          <w:p>
+            <w:r>
+              <w:t>Next step one specific thing</w:t>
+            </w:r>
+          </w:p>
+        </w:tc>
+      </w:tr>
+      <w:tr>
+        <w:tc>
+          <w:tcPr>
+            <w:tcW w:type="dxa" w:w="4993"/>
+          </w:tcPr>
+          <w:p>
+            <w:r>
+              <w:t>E</w:t>
+            </w:r>
+          </w:p>
+        </w:tc>
+        <w:tc>
+          <w:tcPr>
+            <w:tcW w:type="dxa" w:w="4993"/>
+          </w:tcPr>
+          <w:p>
+            <w:r>
+              <w:t>Evidence captured on the school's digital evidence platform</w:t>
+            </w:r>
+          </w:p>
+        </w:tc>
+      </w:tr>
+      <w:tr>
+        <w:tc>
+          <w:tcPr>
+            <w:tcW w:type="dxa" w:w="4993"/>
+          </w:tcPr>
+          <w:p>
+            <w:r>
+              <w:t>R</w:t>
+            </w:r>
+          </w:p>
+        </w:tc>
+        <w:tc>
+          <w:tcPr>
+            <w:tcW w:type="dxa" w:w="4993"/>
+          </w:tcPr>
+          <w:p>
+            <w:r>
+              <w:t>Responded loop closed (Audience has happened)</w:t>
+            </w:r>
+          </w:p>
+        </w:tc>
+      </w:tr>
+      <w:tr>
+        <w:tc>
+          <w:tcPr>
+            <w:tcW w:type="dxa" w:w="4993"/>
+          </w:tcPr>
+          <w:p>
+            <w:r>
+              <w:t>//</w:t>
+            </w:r>
+          </w:p>
+        </w:tc>
+        <w:tc>
+          <w:tcPr>
+            <w:tcW w:type="dxa" w:w="4993"/>
+          </w:tcPr>
+          <w:p>
+            <w:r>
+              <w:t>Self-edit point</w:t>
+            </w:r>
+          </w:p>
+        </w:tc>
+      </w:tr>
+      <w:tr>
+        <w:tc>
+          <w:tcPr>
+            <w:tcW w:type="dxa" w:w="4993"/>
+          </w:tcPr>
+          <w:p>
+            <w:r>
+              <w:t>?</w:t>
+            </w:r>
+          </w:p>
+        </w:tc>
+        <w:tc>
+          <w:tcPr>
+            <w:tcW w:type="dxa" w:w="4993"/>
+          </w:tcPr>
+          <w:p>
+            <w:r>
+              <w:t>Read this back to me</w:t>
+            </w:r>
+          </w:p>
+        </w:tc>
+      </w:tr>
+    </w:tbl>
+    <w:p>
+      <w:pPr/>
+      <w:r>
+        <w:t>Curriculum Policy 2026/27 §14.3 summary: VF WS I NS E R (six codes; NS “next step”, E “evidence on digital software app”, R “responded to feedback”). The Feedback Policy, the code source, adds // and ? and expands NS to one specific thing and R to loop closed.</w:t>
+      </w:r>
+    </w:p>
+    <w:p>
+      <w:pPr/>
+      <w:r>
+        <w:t>Lead with VF in the practical, sort and exit tasks. Written feedback is for extended writing only, strategic and not every piece (Curriculum Policy 2026/27 §14.3): here that means the Stretch explanation in the independent task, when it is worth a written next step.</w:t>
+      </w:r>
+    </w:p>
+    <w:p>
+      <w:pPr/>
+      <w:r>
+        <w:t>Make participation possible — Use regulation time, a trusted adult, accessible response routes and permission to refuse. The one small help prompt in We Do 2 is optional to open; genuine feedback is not optional and is not limited to that moment. Space: lung and breathing content can land close to home, so a pupil may work from the diagram and skip discussion.</w:t>
+      </w:r>
+    </w:p>
+    <w:p>
+      <w:pPr/>
+      <w:r>
+        <w:t>Voice — The pupil responds in their own way: an edit in the margin in the same colour on the same page, a re-attempt, a verbal reply, a demonstration, a signed or symbol-chosen answer, or a captured comment. Voice is invited during the sort and again in the exit; it can be recorded as VF only when verbal feedback was actually given.</w:t>
+      </w:r>
+    </w:p>
+    <w:p>
+      <w:pPr/>
+      <w:r>
+        <w:t>Audience — An adult genuinely reads, hears or watches the response and names what they heard back to the pupil. Add R only when the pupil responded AND the adult engaged with the response; no button, saved answer or completed exit supplies R on its own.</w:t>
+      </w:r>
+    </w:p>
+    <w:p>
+      <w:pPr/>
+      <w:r>
+        <w:t>Influence — Change the next explanation, question, scaffold or task from what the pupil showed. In this lesson the sort tells you which example to re-model before the independent task; the exit tells you which route to open next lesson.</w:t>
+      </w:r>
+    </w:p>
+    <w:p>
+      <w:pPr/>
+      <w:r>
+        <w:t>Model, supplied data, observation — The particle diagram and the sort cards are models. The alveolus figures are supplied illustrations. Neither is a measurement; do not record either as practical evidence. The breath test comes in the next lesson and is the pupil's own observation.</w:t>
+      </w:r>
+    </w:p>
+    <w:p>
+      <w:pPr/>
+      <w:r>
+        <w:t>Destination link (Launch) — Diffusion is examined in Edexcel GCSE Biology 1BI0 Paper 1 Topic 1 and in Combined Science 1SC0. The same ideas run through Level 3 science and health routes, from nursing and paramedic practice, where gas exchange is the daily reality, to laboratory work on membranes and drug delivery.</w:t>
+      </w:r>
+    </w:p>
+    <w:p>
+      <w:pPr/>
+      <w:r>
+        <w:t>Optional video (staff choice) — A short explainer clip exists online; it is linked for staff only, never embedded, never autoplayed and never assumed available. The lesson does not depend on it. If used, play it with captions from the classroom screen.</w:t>
+      </w:r>
+    </w:p>
+    <w:p>
+      <w:pPr/>
+      <w:r>
+        <w:t>Response modes — Verbal, written, drawn, signed, symbol or choice selected, demonstrated or re-attempted, adult scribed. All count in the arrival, the sort and the exit.</w:t>
+      </w:r>
+    </w:p>
+    <w:p>
+      <w:pPr>
+        <w:pStyle w:val="Caption"/>
+      </w:pPr>
+      <w:r>
+        <w:t>Revision 15 September 2026: this section is aligned with the canonical lesson’s arrival routes, knowledge organiser, exit routes and feedback card. Templates carry no pupil data.</w:t>
       </w:r>
     </w:p>
     <w:p>
